--- a/hin/docx/018.content.docx
+++ b/hin/docx/018.content.docx
@@ -19,7 +19,7 @@
         <w:rPr>
           <w:lang w:val="hi_IN" w:bidi="hi_IN"/>
         </w:rPr>
-        <w:t>Resource: Tyndale Open Study Notes</w:t>
+        <w:t>Resource: Aquifer Open Study Notes (Profiles)</w:t>
       </w:r>
       <w:r>
         <w:rPr>
@@ -112,7 +112,7 @@
         <w:rPr>
           <w:lang w:val="hi_IN" w:bidi="hi_IN"/>
         </w:rPr>
-        <w:t>Tyndale Open Study Notes</w:t>
+        <w:t>Aquifer Open Study Notes (Profiles)</w:t>
       </w:r>
     </w:p>
     <w:p>

--- a/hin/docx/018.content.docx
+++ b/hin/docx/018.content.docx
@@ -233,90 +233,60 @@
         </w:rPr>
         <w:t>बतशेबा, ऊरिय्याह की पत्नी और एलीआम की बेटी थीं (</w:t>
       </w:r>
-      <w:hyperlink r:id="rId13">
-        <w:r>
-          <w:rPr>
-            <w:lang w:val="hi_IN" w:bidi="hi_IN"/>
-          </w:rPr>
-          <w:rPr>
-            <w:color w:val="0000EE"/>
-            <w:u w:val="single"/>
-          </w:rPr>
-          <w:t>2 शमू 11:3</w:t>
-        </w:r>
-      </w:hyperlink>
+      <w:r>
+        <w:rPr>
+          <w:lang w:val="hi_IN" w:bidi="hi_IN"/>
+        </w:rPr>
+        <w:t>2 शमू 11:3</w:t>
+      </w:r>
       <w:r>
         <w:rPr>
           <w:lang w:val="hi_IN" w:bidi="hi_IN"/>
         </w:rPr>
         <w:t xml:space="preserve">; देखें </w:t>
       </w:r>
-      <w:hyperlink r:id="rId14">
-        <w:r>
-          <w:rPr>
-            <w:lang w:val="hi_IN" w:bidi="hi_IN"/>
-          </w:rPr>
-          <w:rPr>
-            <w:color w:val="0000EE"/>
-            <w:u w:val="single"/>
-          </w:rPr>
-          <w:t>1 इति 3:5</w:t>
-        </w:r>
-      </w:hyperlink>
+      <w:r>
+        <w:rPr>
+          <w:lang w:val="hi_IN" w:bidi="hi_IN"/>
+        </w:rPr>
+        <w:t>1 इति 3:5</w:t>
+      </w:r>
       <w:r>
         <w:rPr>
           <w:lang w:val="hi_IN" w:bidi="hi_IN"/>
         </w:rPr>
         <w:t>)। वह अहीतोपेल की पोती थीं, जो राजा का सलाहकार था (</w:t>
       </w:r>
-      <w:hyperlink r:id="rId15">
-        <w:r>
-          <w:rPr>
-            <w:lang w:val="hi_IN" w:bidi="hi_IN"/>
-          </w:rPr>
-          <w:rPr>
-            <w:color w:val="0000EE"/>
-            <w:u w:val="single"/>
-          </w:rPr>
-          <w:t>2 शमू 15:12</w:t>
-        </w:r>
-      </w:hyperlink>
+      <w:r>
+        <w:rPr>
+          <w:lang w:val="hi_IN" w:bidi="hi_IN"/>
+        </w:rPr>
+        <w:t>2 शमू 15:12</w:t>
+      </w:r>
       <w:r>
         <w:rPr>
           <w:lang w:val="hi_IN" w:bidi="hi_IN"/>
         </w:rPr>
         <w:t xml:space="preserve">; </w:t>
       </w:r>
-      <w:hyperlink r:id="rId16">
-        <w:r>
-          <w:rPr>
-            <w:lang w:val="hi_IN" w:bidi="hi_IN"/>
-          </w:rPr>
-          <w:rPr>
-            <w:color w:val="0000EE"/>
-            <w:u w:val="single"/>
-          </w:rPr>
-          <w:t>23:34</w:t>
-        </w:r>
-      </w:hyperlink>
+      <w:r>
+        <w:rPr>
+          <w:lang w:val="hi_IN" w:bidi="hi_IN"/>
+        </w:rPr>
+        <w:t>23:34</w:t>
+      </w:r>
       <w:r>
         <w:rPr>
           <w:lang w:val="hi_IN" w:bidi="hi_IN"/>
         </w:rPr>
         <w:t>)। उसका पति, ऊरिय्याह, एक हित्ती सैनिक था। वह राजा दाऊद की सेना में था और दाऊद के पराक्रमी योद्धाओं में से एक था (</w:t>
       </w:r>
-      <w:hyperlink r:id="rId17">
-        <w:r>
-          <w:rPr>
-            <w:lang w:val="hi_IN" w:bidi="hi_IN"/>
-          </w:rPr>
-          <w:rPr>
-            <w:color w:val="0000EE"/>
-            <w:u w:val="single"/>
-          </w:rPr>
-          <w:t>2 शमू 23:39</w:t>
-        </w:r>
-      </w:hyperlink>
+      <w:r>
+        <w:rPr>
+          <w:lang w:val="hi_IN" w:bidi="hi_IN"/>
+        </w:rPr>
+        <w:t>2 शमू 23:39</w:t>
+      </w:r>
       <w:r>
         <w:rPr>
           <w:lang w:val="hi_IN" w:bidi="hi_IN"/>
@@ -337,36 +307,24 @@
         </w:rPr>
         <w:t>एक वसंत ऋतु में, दाऊद यरूशलेम में घर पर थे जबकि सेना युद्ध के लिए गई थी (</w:t>
       </w:r>
-      <w:hyperlink r:id="rId18">
-        <w:r>
-          <w:rPr>
-            <w:lang w:val="hi_IN" w:bidi="hi_IN"/>
-          </w:rPr>
-          <w:rPr>
-            <w:color w:val="0000EE"/>
-            <w:u w:val="single"/>
-          </w:rPr>
-          <w:t>2 शमू 11:1</w:t>
-        </w:r>
-      </w:hyperlink>
+      <w:r>
+        <w:rPr>
+          <w:lang w:val="hi_IN" w:bidi="hi_IN"/>
+        </w:rPr>
+        <w:t>2 शमू 11:1</w:t>
+      </w:r>
       <w:r>
         <w:rPr>
           <w:lang w:val="hi_IN" w:bidi="hi_IN"/>
         </w:rPr>
         <w:t>)। दोपहर में आराम करते हुए, दाऊद अपनी छत पर गए जो नगर की और थी और उन्होंने सुंदर बतशेबा को स्नान करते हुए देखा। उन्होंने उसे अपने निजी कक्ष में लाने की व्यवस्था की। फिर उन्होंने उसके साथ यौन सम्बन्ध बनाए, और वह गर्भवती हो गई (</w:t>
       </w:r>
-      <w:hyperlink r:id="rId19">
-        <w:r>
-          <w:rPr>
-            <w:lang w:val="hi_IN" w:bidi="hi_IN"/>
-          </w:rPr>
-          <w:rPr>
-            <w:color w:val="0000EE"/>
-            <w:u w:val="single"/>
-          </w:rPr>
-          <w:t>2 शमू 11:2–4</w:t>
-        </w:r>
-      </w:hyperlink>
+      <w:r>
+        <w:rPr>
+          <w:lang w:val="hi_IN" w:bidi="hi_IN"/>
+        </w:rPr>
+        <w:t>2 शमू 11:2–4</w:t>
+      </w:r>
       <w:r>
         <w:rPr>
           <w:lang w:val="hi_IN" w:bidi="hi_IN"/>
@@ -387,18 +345,12 @@
         </w:rPr>
         <w:t>दाऊद नहीं चाहते थे कि लोग जानें कि उन्होंने क्या गलत किया है, इसलिए उन्होंने इसे छिपाने की कोशिश की। उन्होंने योआब, सेनापति, से कहा कि ऊरिय्याह को युद्ध की पंक्तियों से एक जानकारी लाने के लिए कहें। दाऊद को उम्मीद थी कि ऊरिय्याह घर लौटेंगा और बतशेबा के साथ सम्बन्ध बनाएगा। इससे ऐसा लगेगा कि वह ऊरिय्याह से गर्भवती हुई हैं। हालांकि, ऊरिय्याह को लगा कि वह अभी भी काम पर हैं, इसलिए वह राजभवन फाटक पर सो गया (</w:t>
       </w:r>
-      <w:hyperlink r:id="rId20">
-        <w:r>
-          <w:rPr>
-            <w:lang w:val="hi_IN" w:bidi="hi_IN"/>
-          </w:rPr>
-          <w:rPr>
-            <w:color w:val="0000EE"/>
-            <w:u w:val="single"/>
-          </w:rPr>
-          <w:t>2 शमू 11:5–13</w:t>
-        </w:r>
-      </w:hyperlink>
+      <w:r>
+        <w:rPr>
+          <w:lang w:val="hi_IN" w:bidi="hi_IN"/>
+        </w:rPr>
+        <w:t>2 शमू 11:5–13</w:t>
+      </w:r>
       <w:r>
         <w:rPr>
           <w:lang w:val="hi_IN" w:bidi="hi_IN"/>
@@ -419,72 +371,48 @@
         </w:rPr>
         <w:t xml:space="preserve">जब दाऊद ने ऊरिय्याह से इसके बारे में पूछा, तो ऊरिय्याह ने कहा कि वह अपनी पत्नी के साथ नहीं रह सकता जबकि वाचा का सन्दूक और इस्राएल की सेनाएँ युद्ध में हैं। इस उत्तर ने दाऊद को शर्मिंदा कर दिया। ऊरिय्याह तो इस्राएली भी नही था, लेकिन वह अपनी पत्नी के साथ न रहकर युद्ध में लौटने के लिए तैयार था (देखें </w:t>
       </w:r>
-      <w:hyperlink r:id="rId21">
-        <w:r>
-          <w:rPr>
-            <w:lang w:val="hi_IN" w:bidi="hi_IN"/>
-          </w:rPr>
-          <w:rPr>
-            <w:color w:val="0000EE"/>
-            <w:u w:val="single"/>
-          </w:rPr>
-          <w:t>लैव्य 15:16–18</w:t>
-        </w:r>
-      </w:hyperlink>
+      <w:r>
+        <w:rPr>
+          <w:lang w:val="hi_IN" w:bidi="hi_IN"/>
+        </w:rPr>
+        <w:t>लैव्य 15:16–18</w:t>
+      </w:r>
       <w:r>
         <w:rPr>
           <w:lang w:val="hi_IN" w:bidi="hi_IN"/>
         </w:rPr>
         <w:t>)। लेकिन दाऊद घर पर ही रहे और अपने व्यभिचार को छिपाने की कोशिश की। फिर दाऊद ने ऊरिय्याह को वापस भेजा और योआब को आदेश दिया कि वह ऐसी व्यवस्था करे जिससे उरिय्याह युद्ध में मारा जाए (</w:t>
       </w:r>
-      <w:hyperlink r:id="rId22">
-        <w:r>
-          <w:rPr>
-            <w:lang w:val="hi_IN" w:bidi="hi_IN"/>
-          </w:rPr>
-          <w:rPr>
-            <w:color w:val="0000EE"/>
-            <w:u w:val="single"/>
-          </w:rPr>
-          <w:t>2 शमू 11:14–25</w:t>
-        </w:r>
-      </w:hyperlink>
+      <w:r>
+        <w:rPr>
+          <w:lang w:val="hi_IN" w:bidi="hi_IN"/>
+        </w:rPr>
+        <w:t>2 शमू 11:14–25</w:t>
+      </w:r>
       <w:r>
         <w:rPr>
           <w:lang w:val="hi_IN" w:bidi="hi_IN"/>
         </w:rPr>
         <w:t>)। उरिय्याह की मृत्यु के बाद भी दाऊद का पाप छिपा नहीं रह सका। प्रभु ने भविष्यद्वक्ता नातान को दाऊद का सामना करने के लिए भेजा, और दाऊद ने अपने पाप को स्वीकार किया और पश्चाताप किया (</w:t>
       </w:r>
-      <w:hyperlink r:id="rId23">
-        <w:r>
-          <w:rPr>
-            <w:lang w:val="hi_IN" w:bidi="hi_IN"/>
-          </w:rPr>
-          <w:rPr>
-            <w:color w:val="0000EE"/>
-            <w:u w:val="single"/>
-          </w:rPr>
-          <w:t>2 शमू 12:1–14</w:t>
-        </w:r>
-      </w:hyperlink>
+      <w:r>
+        <w:rPr>
+          <w:lang w:val="hi_IN" w:bidi="hi_IN"/>
+        </w:rPr>
+        <w:t>2 शमू 12:1–14</w:t>
+      </w:r>
       <w:r>
         <w:rPr>
           <w:lang w:val="hi_IN" w:bidi="hi_IN"/>
         </w:rPr>
         <w:t xml:space="preserve">; देखें </w:t>
       </w:r>
-      <w:hyperlink r:id="rId24">
-        <w:r>
-          <w:rPr>
-            <w:lang w:val="hi_IN" w:bidi="hi_IN"/>
-          </w:rPr>
-          <w:rPr>
-            <w:color w:val="0000EE"/>
-            <w:u w:val="single"/>
-          </w:rPr>
-          <w:t>भज 51</w:t>
-        </w:r>
-      </w:hyperlink>
+      <w:r>
+        <w:rPr>
+          <w:lang w:val="hi_IN" w:bidi="hi_IN"/>
+        </w:rPr>
+        <w:t>भज 51</w:t>
+      </w:r>
       <w:r>
         <w:rPr>
           <w:lang w:val="hi_IN" w:bidi="hi_IN"/>
@@ -577,36 +505,24 @@
         </w:rPr>
         <w:t>सुलैमान (</w:t>
       </w:r>
-      <w:hyperlink r:id="rId25">
-        <w:r>
-          <w:rPr>
-            <w:lang w:val="hi_IN" w:bidi="hi_IN"/>
-          </w:rPr>
-          <w:rPr>
-            <w:color w:val="0000EE"/>
-            <w:u w:val="single"/>
-          </w:rPr>
-          <w:t>2 शमू 12:15–25</w:t>
-        </w:r>
-      </w:hyperlink>
+      <w:r>
+        <w:rPr>
+          <w:lang w:val="hi_IN" w:bidi="hi_IN"/>
+        </w:rPr>
+        <w:t>2 शमू 12:15–25</w:t>
+      </w:r>
       <w:r>
         <w:rPr>
           <w:lang w:val="hi_IN" w:bidi="hi_IN"/>
         </w:rPr>
         <w:t xml:space="preserve">; </w:t>
       </w:r>
-      <w:hyperlink r:id="rId14">
-        <w:r>
-          <w:rPr>
-            <w:lang w:val="hi_IN" w:bidi="hi_IN"/>
-          </w:rPr>
-          <w:rPr>
-            <w:color w:val="0000EE"/>
-            <w:u w:val="single"/>
-          </w:rPr>
-          <w:t>1 इति 3:5</w:t>
-        </w:r>
-      </w:hyperlink>
+      <w:r>
+        <w:rPr>
+          <w:lang w:val="hi_IN" w:bidi="hi_IN"/>
+        </w:rPr>
+        <w:t>1 इति 3:5</w:t>
+      </w:r>
       <w:r>
         <w:rPr>
           <w:lang w:val="hi_IN" w:bidi="hi_IN"/>
@@ -627,18 +543,12 @@
         </w:rPr>
         <w:t>दाऊद के जीवन के अन्तिम समय में, उनकी पत्नियाँ और बच्चे सत्ता के लिए एक-दूसरे के खिलाफ संघर्ष करने लगे। इस पारिवारिक संघर्ष का सबसे कठिन समय तब आया जब दाऊद वृद्ध हो चुके थे। उस समय, बतशेबा ने यह सुनिश्चित करने के लिए प्रयास किया कि उसका पुत्र सुलैमान अगला राजा बने (</w:t>
       </w:r>
-      <w:hyperlink r:id="rId26">
-        <w:r>
-          <w:rPr>
-            <w:lang w:val="hi_IN" w:bidi="hi_IN"/>
-          </w:rPr>
-          <w:rPr>
-            <w:color w:val="0000EE"/>
-            <w:u w:val="single"/>
-          </w:rPr>
-          <w:t>1 रा 1:1–53</w:t>
-        </w:r>
-      </w:hyperlink>
+      <w:r>
+        <w:rPr>
+          <w:lang w:val="hi_IN" w:bidi="hi_IN"/>
+        </w:rPr>
+        <w:t>1 रा 1:1–53</w:t>
+      </w:r>
       <w:r>
         <w:rPr>
           <w:lang w:val="hi_IN" w:bidi="hi_IN"/>
@@ -659,18 +569,12 @@
         </w:rPr>
         <w:t>जब मत्ती यीशु मसीह के परिवार के इतिहास को सूचीबद्ध करते हैं, तो वे सुलैमान और बतशेबा का उल्लेख करते हैं (</w:t>
       </w:r>
-      <w:hyperlink r:id="rId27">
-        <w:r>
-          <w:rPr>
-            <w:lang w:val="hi_IN" w:bidi="hi_IN"/>
-          </w:rPr>
-          <w:rPr>
-            <w:color w:val="0000EE"/>
-            <w:u w:val="single"/>
-          </w:rPr>
-          <w:t>मत्ती 1:6</w:t>
-        </w:r>
-      </w:hyperlink>
+      <w:r>
+        <w:rPr>
+          <w:lang w:val="hi_IN" w:bidi="hi_IN"/>
+        </w:rPr>
+        <w:t>मत्ती 1:6</w:t>
+      </w:r>
       <w:r>
         <w:rPr>
           <w:lang w:val="hi_IN" w:bidi="hi_IN"/>
@@ -700,54 +604,36 @@
           <w:lang w:val="hi_IN" w:bidi="hi_IN"/>
         </w:rPr>
       </w:r>
-      <w:hyperlink r:id="rId28">
-        <w:r>
-          <w:rPr>
-            <w:lang w:val="hi_IN" w:bidi="hi_IN"/>
-          </w:rPr>
-          <w:rPr>
-            <w:color w:val="0000EE"/>
-            <w:u w:val="single"/>
-          </w:rPr>
-          <w:t>2 शमूएल 11:1–12:25</w:t>
-        </w:r>
-      </w:hyperlink>
+      <w:r>
+        <w:rPr>
+          <w:lang w:val="hi_IN" w:bidi="hi_IN"/>
+        </w:rPr>
+        <w:t>2 शमूएल 11:1–12:25</w:t>
+      </w:r>
       <w:r>
         <w:rPr>
           <w:lang w:val="hi_IN" w:bidi="hi_IN"/>
         </w:rPr>
         <w:t xml:space="preserve">; </w:t>
       </w:r>
-      <w:hyperlink r:id="rId29">
-        <w:r>
-          <w:rPr>
-            <w:lang w:val="hi_IN" w:bidi="hi_IN"/>
-          </w:rPr>
-          <w:rPr>
-            <w:color w:val="0000EE"/>
-            <w:u w:val="single"/>
-          </w:rPr>
-          <w:t>1 राजाओं 1:5–2:25</w:t>
-        </w:r>
-      </w:hyperlink>
+      <w:r>
+        <w:rPr>
+          <w:lang w:val="hi_IN" w:bidi="hi_IN"/>
+        </w:rPr>
+        <w:t>1 राजाओं 1:5–2:25</w:t>
+      </w:r>
       <w:r>
         <w:rPr>
           <w:lang w:val="hi_IN" w:bidi="hi_IN"/>
         </w:rPr>
         <w:t xml:space="preserve">; </w:t>
       </w:r>
-      <w:hyperlink r:id="rId24">
-        <w:r>
-          <w:rPr>
-            <w:lang w:val="hi_IN" w:bidi="hi_IN"/>
-          </w:rPr>
-          <w:rPr>
-            <w:color w:val="0000EE"/>
-            <w:u w:val="single"/>
-          </w:rPr>
-          <w:t>भजन 51:1–19</w:t>
-        </w:r>
-      </w:hyperlink>
+      <w:r>
+        <w:rPr>
+          <w:lang w:val="hi_IN" w:bidi="hi_IN"/>
+        </w:rPr>
+        <w:t>भजन 51:1–19</w:t>
+      </w:r>
       <w:r>
         <w:rPr>
           <w:lang w:val="hi_IN" w:bidi="hi_IN"/>
@@ -796,18 +682,12 @@
         </w:rPr>
         <w:t>प्रेरितों के काम में बरनबास को एक अच्छे मसीही अगुवे के रूप में प्रस्तुत किया गया है। वह साइप्रस का रहने वाला था और यरूशलेम की कलीसिया में सक्रिय था। बरनबास ने अपनी उदारता द्वारा गरीब विश्वासियों की सहायता की (</w:t>
       </w:r>
-      <w:hyperlink r:id="rId30">
-        <w:r>
-          <w:rPr>
-            <w:lang w:val="hi_IN" w:bidi="hi_IN"/>
-          </w:rPr>
-          <w:rPr>
-            <w:color w:val="0000EE"/>
-            <w:u w:val="single"/>
-          </w:rPr>
-          <w:t>प्रेरि 4:32–37</w:t>
-        </w:r>
-      </w:hyperlink>
+      <w:r>
+        <w:rPr>
+          <w:lang w:val="hi_IN" w:bidi="hi_IN"/>
+        </w:rPr>
+        <w:t>प्रेरि 4:32–37</w:t>
+      </w:r>
       <w:r>
         <w:rPr>
           <w:lang w:val="hi_IN" w:bidi="hi_IN"/>
@@ -826,18 +706,12 @@
         </w:rPr>
         <w:t>" और यह उसके चरित्र को दर्शाता है (</w:t>
       </w:r>
-      <w:hyperlink r:id="rId31">
-        <w:r>
-          <w:rPr>
-            <w:lang w:val="hi_IN" w:bidi="hi_IN"/>
-          </w:rPr>
-          <w:rPr>
-            <w:color w:val="0000EE"/>
-            <w:u w:val="single"/>
-          </w:rPr>
-          <w:t>प्रेरि 4:36</w:t>
-        </w:r>
-      </w:hyperlink>
+      <w:r>
+        <w:rPr>
+          <w:lang w:val="hi_IN" w:bidi="hi_IN"/>
+        </w:rPr>
+        <w:t>प्रेरि 4:36</w:t>
+      </w:r>
       <w:r>
         <w:rPr>
           <w:lang w:val="hi_IN" w:bidi="hi_IN"/>
@@ -858,72 +732,48 @@
         </w:rPr>
         <w:t>बरनबास अन्ताकिया में नए कार्य का मूल्यांकन करने के लिए उपयुक्त था (</w:t>
       </w:r>
-      <w:hyperlink r:id="rId32">
-        <w:r>
-          <w:rPr>
-            <w:lang w:val="hi_IN" w:bidi="hi_IN"/>
-          </w:rPr>
-          <w:rPr>
-            <w:color w:val="0000EE"/>
-            <w:u w:val="single"/>
-          </w:rPr>
-          <w:t>प्रेरि 11:19–22</w:t>
-        </w:r>
-      </w:hyperlink>
+      <w:r>
+        <w:rPr>
+          <w:lang w:val="hi_IN" w:bidi="hi_IN"/>
+        </w:rPr>
+        <w:t>प्रेरि 11:19–22</w:t>
+      </w:r>
       <w:r>
         <w:rPr>
           <w:lang w:val="hi_IN" w:bidi="hi_IN"/>
         </w:rPr>
         <w:t>)। बरनबास ने वहाँ परमेश्वर की आशीष देखी और विश्वासियों को प्रभु के प्रति विश्वासयोग्य बने रहने के लिए प्रोत्साहित किया (</w:t>
       </w:r>
-      <w:hyperlink r:id="rId33">
-        <w:r>
-          <w:rPr>
-            <w:lang w:val="hi_IN" w:bidi="hi_IN"/>
-          </w:rPr>
-          <w:rPr>
-            <w:color w:val="0000EE"/>
-            <w:u w:val="single"/>
-          </w:rPr>
-          <w:t>प्रेरि 11:23</w:t>
-        </w:r>
-      </w:hyperlink>
+      <w:r>
+        <w:rPr>
+          <w:lang w:val="hi_IN" w:bidi="hi_IN"/>
+        </w:rPr>
+        <w:t>प्रेरि 11:23</w:t>
+      </w:r>
       <w:r>
         <w:rPr>
           <w:lang w:val="hi_IN" w:bidi="hi_IN"/>
         </w:rPr>
         <w:t>)। उसके अच्छे चरित्र की झलक उसकी दयालुता, मजबूत विश्वास, और आत्मा से भरे जीवन और कार्य में स्पष्ट थी (</w:t>
       </w:r>
-      <w:hyperlink r:id="rId34">
-        <w:r>
-          <w:rPr>
-            <w:lang w:val="hi_IN" w:bidi="hi_IN"/>
-          </w:rPr>
-          <w:rPr>
-            <w:color w:val="0000EE"/>
-            <w:u w:val="single"/>
-          </w:rPr>
-          <w:t>प्रेरि 11:24</w:t>
-        </w:r>
-      </w:hyperlink>
+      <w:r>
+        <w:rPr>
+          <w:lang w:val="hi_IN" w:bidi="hi_IN"/>
+        </w:rPr>
+        <w:t>प्रेरि 11:24</w:t>
+      </w:r>
       <w:r>
         <w:rPr>
           <w:lang w:val="hi_IN" w:bidi="hi_IN"/>
         </w:rPr>
         <w:t>)। पवित्र आत्मा ने बरनबास और शाऊल को एक विशेष सेवा के लिए चुना (जिसे पहली मिशनरी यात्रा के रूप में जाना जाता है)। अन्ताकिया की कलीसिया ने उन्हें इस यात्रा पर भेजा (</w:t>
       </w:r>
-      <w:hyperlink r:id="rId35">
-        <w:r>
-          <w:rPr>
-            <w:lang w:val="hi_IN" w:bidi="hi_IN"/>
-          </w:rPr>
-          <w:rPr>
-            <w:color w:val="0000EE"/>
-            <w:u w:val="single"/>
-          </w:rPr>
-          <w:t>प्रेरि 13:1–3</w:t>
-        </w:r>
-      </w:hyperlink>
+      <w:r>
+        <w:rPr>
+          <w:lang w:val="hi_IN" w:bidi="hi_IN"/>
+        </w:rPr>
+        <w:t>प्रेरि 13:1–3</w:t>
+      </w:r>
       <w:r>
         <w:rPr>
           <w:lang w:val="hi_IN" w:bidi="hi_IN"/>
@@ -944,54 +794,36 @@
         </w:rPr>
         <w:t>बरनबास ने बुद्धिमानी का परिचय दिया जब वह शाऊल को खोजने के लिए तरसुस गया (</w:t>
       </w:r>
-      <w:hyperlink r:id="rId36">
-        <w:r>
-          <w:rPr>
-            <w:lang w:val="hi_IN" w:bidi="hi_IN"/>
-          </w:rPr>
-          <w:rPr>
-            <w:color w:val="0000EE"/>
-            <w:u w:val="single"/>
-          </w:rPr>
-          <w:t>प्रेरि 11:25</w:t>
-        </w:r>
-      </w:hyperlink>
+      <w:r>
+        <w:rPr>
+          <w:lang w:val="hi_IN" w:bidi="hi_IN"/>
+        </w:rPr>
+        <w:t>प्रेरि 11:25</w:t>
+      </w:r>
       <w:r>
         <w:rPr>
           <w:lang w:val="hi_IN" w:bidi="hi_IN"/>
         </w:rPr>
         <w:t>)। बरनबास ने दमिश्क में एक नए मसीही के रूप में शाऊल के साहसी प्रचार की सराहना की। उसने शाऊल को प्रेरितों से मिलवाया, जो महत्वपूर्ण था क्योंकि शाऊल ने पहले विश्वासियों पर हमला किया था। बरनबास के प्रयासों के कारण, शाऊल ने प्रथम प्रेरितों से मुलाकात की, उनकी स्वीकृति प्राप्त की, और यरूशलेम में साहसपूर्वक प्रचार किया जब तक कि उन्हें वहाँ से जाना नहीं पड़ा (</w:t>
       </w:r>
-      <w:hyperlink r:id="rId37">
-        <w:r>
-          <w:rPr>
-            <w:lang w:val="hi_IN" w:bidi="hi_IN"/>
-          </w:rPr>
-          <w:rPr>
-            <w:color w:val="0000EE"/>
-            <w:u w:val="single"/>
-          </w:rPr>
-          <w:t>प्रेरि 9:26–30</w:t>
-        </w:r>
-      </w:hyperlink>
+      <w:r>
+        <w:rPr>
+          <w:lang w:val="hi_IN" w:bidi="hi_IN"/>
+        </w:rPr>
+        <w:t>प्रेरि 9:26–30</w:t>
+      </w:r>
       <w:r>
         <w:rPr>
           <w:lang w:val="hi_IN" w:bidi="hi_IN"/>
         </w:rPr>
         <w:t>)। बरनबास की यात्रा सफल रही, और एक वर्ष तक, उसने पौलुस के साथ मिलकर अन्ताकिया की कलीसिया में काम किया, जिससे बड़ी भीड़ उनमे मिल गई (</w:t>
       </w:r>
-      <w:hyperlink r:id="rId38">
-        <w:r>
-          <w:rPr>
-            <w:lang w:val="hi_IN" w:bidi="hi_IN"/>
-          </w:rPr>
-          <w:rPr>
-            <w:color w:val="0000EE"/>
-            <w:u w:val="single"/>
-          </w:rPr>
-          <w:t>प्रेरि11:26</w:t>
-        </w:r>
-      </w:hyperlink>
+      <w:r>
+        <w:rPr>
+          <w:lang w:val="hi_IN" w:bidi="hi_IN"/>
+        </w:rPr>
+        <w:t>प्रेरि11:26</w:t>
+      </w:r>
       <w:r>
         <w:rPr>
           <w:lang w:val="hi_IN" w:bidi="hi_IN"/>
@@ -1012,36 +844,24 @@
         </w:rPr>
         <w:t xml:space="preserve">बरनबास एक महत्वपूर्ण व्यक्ति था। लुस्त्रा में, लोग यहां तक सोचते थे कि वह ज्यूस था (देखें </w:t>
       </w:r>
-      <w:hyperlink r:id="rId39">
-        <w:r>
-          <w:rPr>
-            <w:lang w:val="hi_IN" w:bidi="hi_IN"/>
-          </w:rPr>
-          <w:rPr>
-            <w:color w:val="0000EE"/>
-            <w:u w:val="single"/>
-          </w:rPr>
-          <w:t>प्रेरि 14:8–18</w:t>
-        </w:r>
-      </w:hyperlink>
+      <w:r>
+        <w:rPr>
+          <w:lang w:val="hi_IN" w:bidi="hi_IN"/>
+        </w:rPr>
+        <w:t>प्रेरि 14:8–18</w:t>
+      </w:r>
       <w:r>
         <w:rPr>
           <w:lang w:val="hi_IN" w:bidi="hi_IN"/>
         </w:rPr>
         <w:t xml:space="preserve">)। वह यूहन्ना मरकुस का चचेरा भाई और मार्गदर्शक था। जब यूहन्ना मरकुस एक मिशन से लौट आया, तो बरनबास ने उसे दूसरा अवसर दिया और एक सफल मसीही अगुआ बनने में उसकी सहायता की (देखें </w:t>
       </w:r>
-      <w:hyperlink r:id="rId40">
-        <w:r>
-          <w:rPr>
-            <w:lang w:val="hi_IN" w:bidi="hi_IN"/>
-          </w:rPr>
-          <w:rPr>
-            <w:color w:val="0000EE"/>
-            <w:u w:val="single"/>
-          </w:rPr>
-          <w:t>प्रेरि 15:36–40</w:t>
-        </w:r>
-      </w:hyperlink>
+      <w:r>
+        <w:rPr>
+          <w:lang w:val="hi_IN" w:bidi="hi_IN"/>
+        </w:rPr>
+        <w:t>प्रेरि 15:36–40</w:t>
+      </w:r>
       <w:r>
         <w:rPr>
           <w:lang w:val="hi_IN" w:bidi="hi_IN"/>
@@ -1062,18 +882,12 @@
         </w:rPr>
         <w:t>बरनबास समझता था कि कैसे अन्य लोग दूसरों को गलत काम करने के लिए प्रभावित कर सकते हैं। एक बार, उसने इस दबाव के आगे झुककर कुछ ऐसा किया जो उसे पता था कि गलत है (</w:t>
       </w:r>
-      <w:hyperlink r:id="rId41">
-        <w:r>
-          <w:rPr>
-            <w:lang w:val="hi_IN" w:bidi="hi_IN"/>
-          </w:rPr>
-          <w:rPr>
-            <w:color w:val="0000EE"/>
-            <w:u w:val="single"/>
-          </w:rPr>
-          <w:t>गला 2:11–13</w:t>
-        </w:r>
-      </w:hyperlink>
+      <w:r>
+        <w:rPr>
+          <w:lang w:val="hi_IN" w:bidi="hi_IN"/>
+        </w:rPr>
+        <w:t>गला 2:11–13</w:t>
+      </w:r>
       <w:r>
         <w:rPr>
           <w:lang w:val="hi_IN" w:bidi="hi_IN"/>
@@ -1103,90 +917,60 @@
           <w:lang w:val="hi_IN" w:bidi="hi_IN"/>
         </w:rPr>
       </w:r>
-      <w:hyperlink r:id="rId42">
-        <w:r>
-          <w:rPr>
-            <w:lang w:val="hi_IN" w:bidi="hi_IN"/>
-          </w:rPr>
-          <w:rPr>
-            <w:color w:val="0000EE"/>
-            <w:u w:val="single"/>
-          </w:rPr>
-          <w:t>प्रेरितों के काम 4:36–37</w:t>
-        </w:r>
-      </w:hyperlink>
+      <w:r>
+        <w:rPr>
+          <w:lang w:val="hi_IN" w:bidi="hi_IN"/>
+        </w:rPr>
+        <w:t>प्रेरितों के काम 4:36–37</w:t>
+      </w:r>
       <w:r>
         <w:rPr>
           <w:lang w:val="hi_IN" w:bidi="hi_IN"/>
         </w:rPr>
         <w:t xml:space="preserve">; </w:t>
       </w:r>
-      <w:hyperlink r:id="rId43">
-        <w:r>
-          <w:rPr>
-            <w:lang w:val="hi_IN" w:bidi="hi_IN"/>
-          </w:rPr>
-          <w:rPr>
-            <w:color w:val="0000EE"/>
-            <w:u w:val="single"/>
-          </w:rPr>
-          <w:t>9:26–28</w:t>
-        </w:r>
-      </w:hyperlink>
+      <w:r>
+        <w:rPr>
+          <w:lang w:val="hi_IN" w:bidi="hi_IN"/>
+        </w:rPr>
+        <w:t>9:26–28</w:t>
+      </w:r>
       <w:r>
         <w:rPr>
           <w:lang w:val="hi_IN" w:bidi="hi_IN"/>
         </w:rPr>
         <w:t xml:space="preserve">; </w:t>
       </w:r>
-      <w:hyperlink r:id="rId44">
-        <w:r>
-          <w:rPr>
-            <w:lang w:val="hi_IN" w:bidi="hi_IN"/>
-          </w:rPr>
-          <w:rPr>
-            <w:color w:val="0000EE"/>
-            <w:u w:val="single"/>
-          </w:rPr>
-          <w:t>11:19–30</w:t>
-        </w:r>
-      </w:hyperlink>
+      <w:r>
+        <w:rPr>
+          <w:lang w:val="hi_IN" w:bidi="hi_IN"/>
+        </w:rPr>
+        <w:t>11:19–30</w:t>
+      </w:r>
       <w:r>
         <w:rPr>
           <w:lang w:val="hi_IN" w:bidi="hi_IN"/>
         </w:rPr>
         <w:t xml:space="preserve">; </w:t>
       </w:r>
-      <w:hyperlink r:id="rId45">
-        <w:r>
-          <w:rPr>
-            <w:lang w:val="hi_IN" w:bidi="hi_IN"/>
-          </w:rPr>
-          <w:rPr>
-            <w:color w:val="0000EE"/>
-            <w:u w:val="single"/>
-          </w:rPr>
-          <w:t>13:1–15:40</w:t>
-        </w:r>
-      </w:hyperlink>
+      <w:r>
+        <w:rPr>
+          <w:lang w:val="hi_IN" w:bidi="hi_IN"/>
+        </w:rPr>
+        <w:t>13:1–15:40</w:t>
+      </w:r>
       <w:r>
         <w:rPr>
           <w:lang w:val="hi_IN" w:bidi="hi_IN"/>
         </w:rPr>
         <w:t xml:space="preserve">; </w:t>
       </w:r>
-      <w:hyperlink r:id="rId46">
-        <w:r>
-          <w:rPr>
-            <w:lang w:val="hi_IN" w:bidi="hi_IN"/>
-          </w:rPr>
-          <w:rPr>
-            <w:color w:val="0000EE"/>
-            <w:u w:val="single"/>
-          </w:rPr>
-          <w:t>गलातियों 2:1–14</w:t>
-        </w:r>
-      </w:hyperlink>
+      <w:r>
+        <w:rPr>
+          <w:lang w:val="hi_IN" w:bidi="hi_IN"/>
+        </w:rPr>
+        <w:t>गलातियों 2:1–14</w:t>
+      </w:r>
       <w:r>
         <w:rPr>
           <w:lang w:val="hi_IN" w:bidi="hi_IN"/>
@@ -1235,18 +1019,12 @@
         </w:rPr>
         <w:t>नेरिय्याह का पुत्र बारूक, यरूशलेम में एक शाही शास्त्री था। वह भविष्यद्वक्ता यिर्मयाह के लिए मुंशी के रूप में कार्य करता था। उसका भाई, सरायाह, सिदकिय्याह के प्रशासन में एक अधिकारी था (</w:t>
       </w:r>
-      <w:hyperlink r:id="rId47">
-        <w:r>
-          <w:rPr>
-            <w:lang w:val="hi_IN" w:bidi="hi_IN"/>
-          </w:rPr>
-          <w:rPr>
-            <w:color w:val="0000EE"/>
-            <w:u w:val="single"/>
-          </w:rPr>
-          <w:t>यिर्म 51:59–64</w:t>
-        </w:r>
-      </w:hyperlink>
+      <w:r>
+        <w:rPr>
+          <w:lang w:val="hi_IN" w:bidi="hi_IN"/>
+        </w:rPr>
+        <w:t>यिर्म 51:59–64</w:t>
+      </w:r>
       <w:r>
         <w:rPr>
           <w:lang w:val="hi_IN" w:bidi="hi_IN"/>
@@ -1267,18 +1045,12 @@
         </w:rPr>
         <w:t>यहूदा के राजा यहोयाकीम के चौथे वर्ष (605 ई.पू.) में, परमेश्वर ने यिर्मयाह से इस्राएल, यहूदा, और अन्य राष्ट्रों को दिए गए संदेशों को लिखवाने के लिए कहा (</w:t>
       </w:r>
-      <w:hyperlink r:id="rId48">
-        <w:r>
-          <w:rPr>
-            <w:lang w:val="hi_IN" w:bidi="hi_IN"/>
-          </w:rPr>
-          <w:rPr>
-            <w:color w:val="0000EE"/>
-            <w:u w:val="single"/>
-          </w:rPr>
-          <w:t>यिर्म 36:1–3</w:t>
-        </w:r>
-      </w:hyperlink>
+      <w:r>
+        <w:rPr>
+          <w:lang w:val="hi_IN" w:bidi="hi_IN"/>
+        </w:rPr>
+        <w:t>यिर्म 36:1–3</w:t>
+      </w:r>
       <w:r>
         <w:rPr>
           <w:lang w:val="hi_IN" w:bidi="hi_IN"/>
@@ -1297,72 +1069,48 @@
         </w:rPr>
         <w:t>को लिखने (</w:t>
       </w:r>
-      <w:hyperlink r:id="rId49">
-        <w:r>
-          <w:rPr>
-            <w:lang w:val="hi_IN" w:bidi="hi_IN"/>
-          </w:rPr>
-          <w:rPr>
-            <w:color w:val="0000EE"/>
-            <w:u w:val="single"/>
-          </w:rPr>
-          <w:t>यिर्म 36:4</w:t>
-        </w:r>
-      </w:hyperlink>
+      <w:r>
+        <w:rPr>
+          <w:lang w:val="hi_IN" w:bidi="hi_IN"/>
+        </w:rPr>
+        <w:t>यिर्म 36:4</w:t>
+      </w:r>
       <w:r>
         <w:rPr>
           <w:lang w:val="hi_IN" w:bidi="hi_IN"/>
         </w:rPr>
         <w:t>) और उन्हें लोगों को पढ़कर सुनाने के लिए कहा (</w:t>
       </w:r>
-      <w:hyperlink r:id="rId50">
-        <w:r>
-          <w:rPr>
-            <w:lang w:val="hi_IN" w:bidi="hi_IN"/>
-          </w:rPr>
-          <w:rPr>
-            <w:color w:val="0000EE"/>
-            <w:u w:val="single"/>
-          </w:rPr>
-          <w:t>36:8–19</w:t>
-        </w:r>
-      </w:hyperlink>
+      <w:r>
+        <w:rPr>
+          <w:lang w:val="hi_IN" w:bidi="hi_IN"/>
+        </w:rPr>
+        <w:t>36:8–19</w:t>
+      </w:r>
       <w:r>
         <w:rPr>
           <w:lang w:val="hi_IN" w:bidi="hi_IN"/>
         </w:rPr>
         <w:t>)। जब यहोयाकीम ने संदेश सुना, तो उसने पुस्तक को नष्ट कर दिया और बारूक और यिर्मयाह की गिरफ्तारी का आदेश दिया (</w:t>
       </w:r>
-      <w:hyperlink r:id="rId51">
-        <w:r>
-          <w:rPr>
-            <w:lang w:val="hi_IN" w:bidi="hi_IN"/>
-          </w:rPr>
-          <w:rPr>
-            <w:color w:val="0000EE"/>
-            <w:u w:val="single"/>
-          </w:rPr>
-          <w:t>यिर्मयाह 36:21–26</w:t>
-        </w:r>
-      </w:hyperlink>
+      <w:r>
+        <w:rPr>
+          <w:lang w:val="hi_IN" w:bidi="hi_IN"/>
+        </w:rPr>
+        <w:t>यिर्मयाह 36:21–26</w:t>
+      </w:r>
       <w:r>
         <w:rPr>
           <w:lang w:val="hi_IN" w:bidi="hi_IN"/>
         </w:rPr>
         <w:t>)। हालांकि, वे छिप गए, बाद में यिर्मयाह ने भविष्यद्वाणीयों को दोहराया और बारूक ने उन्हें फिर से लिखा (</w:t>
       </w:r>
-      <w:hyperlink r:id="rId52">
-        <w:r>
-          <w:rPr>
-            <w:lang w:val="hi_IN" w:bidi="hi_IN"/>
-          </w:rPr>
-          <w:rPr>
-            <w:color w:val="0000EE"/>
-            <w:u w:val="single"/>
-          </w:rPr>
-          <w:t>यिर्म 36:27–32</w:t>
-        </w:r>
-      </w:hyperlink>
+      <w:r>
+        <w:rPr>
+          <w:lang w:val="hi_IN" w:bidi="hi_IN"/>
+        </w:rPr>
+        <w:t>यिर्म 36:27–32</w:t>
+      </w:r>
       <w:r>
         <w:rPr>
           <w:lang w:val="hi_IN" w:bidi="hi_IN"/>
@@ -1383,18 +1131,12 @@
         </w:rPr>
         <w:t>उसी समय के आसपास, परमेश्वर ने यिर्मयाह के माध्यम से बारूक को एक व्यक्तिगत संदेश भेजा (</w:t>
       </w:r>
-      <w:hyperlink r:id="rId53">
-        <w:r>
-          <w:rPr>
-            <w:lang w:val="hi_IN" w:bidi="hi_IN"/>
-          </w:rPr>
-          <w:rPr>
-            <w:color w:val="0000EE"/>
-            <w:u w:val="single"/>
-          </w:rPr>
-          <w:t>यिर्म 45</w:t>
-        </w:r>
-      </w:hyperlink>
+      <w:r>
+        <w:rPr>
+          <w:lang w:val="hi_IN" w:bidi="hi_IN"/>
+        </w:rPr>
+        <w:t>यिर्म 45</w:t>
+      </w:r>
       <w:r>
         <w:rPr>
           <w:lang w:val="hi_IN" w:bidi="hi_IN"/>
@@ -1427,36 +1169,24 @@
         </w:rPr>
         <w:t>जब यरूशलेम 586 ई.पू. में नष्ट हुआ, बारूक यिर्मयाह और अन्य लोगों के साथ रहा जो बच गए थे। ऐसा प्रतीत होता है कि बारूक प्रभावशाली था क्योंकि विद्रोही अगुवे मिस्र जाना चाहते थे। जब यिर्मयाह ने उन्हें जाने से मना किया (</w:t>
       </w:r>
-      <w:hyperlink r:id="rId54">
-        <w:r>
-          <w:rPr>
-            <w:lang w:val="hi_IN" w:bidi="hi_IN"/>
-          </w:rPr>
-          <w:rPr>
-            <w:color w:val="0000EE"/>
-            <w:u w:val="single"/>
-          </w:rPr>
-          <w:t>यिर्म 42</w:t>
-        </w:r>
-      </w:hyperlink>
+      <w:r>
+        <w:rPr>
+          <w:lang w:val="hi_IN" w:bidi="hi_IN"/>
+        </w:rPr>
+        <w:t>यिर्म 42</w:t>
+      </w:r>
       <w:r>
         <w:rPr>
           <w:lang w:val="hi_IN" w:bidi="hi_IN"/>
         </w:rPr>
         <w:t>), तो उन्होंने बारूक पर यिर्मयाह को प्रभावित करने का आरोप लगाया। अगुवों ने चेतावनी को अनदेखा किया और बारूक और यिर्मयाह को मिस्र ले गए (</w:t>
       </w:r>
-      <w:hyperlink r:id="rId55">
-        <w:r>
-          <w:rPr>
-            <w:lang w:val="hi_IN" w:bidi="hi_IN"/>
-          </w:rPr>
-          <w:rPr>
-            <w:color w:val="0000EE"/>
-            <w:u w:val="single"/>
-          </w:rPr>
-          <w:t>यिर्म 43:1–7</w:t>
-        </w:r>
-      </w:hyperlink>
+      <w:r>
+        <w:rPr>
+          <w:lang w:val="hi_IN" w:bidi="hi_IN"/>
+        </w:rPr>
+        <w:t>यिर्म 43:1–7</w:t>
+      </w:r>
       <w:r>
         <w:rPr>
           <w:lang w:val="hi_IN" w:bidi="hi_IN"/>
@@ -1477,18 +1207,12 @@
         </w:rPr>
         <w:t>परमेश्वर ने बारूक को अपनी महानता की खोज न करने की चेतावनी दी, और वास्तव में, वह बिना किसी सम्मान के मृत्यु को प्राप्त हुआ। हालांकि, उसकी विरासत यिर्मयाह की पुस्तक हो सकती है। उसने सम्भवतः इस पुस्तक को बनाने में मदद की, जो न्याय की चेतावनी देती है और नई वाचा के लिए आशा को स्पष्ट रूप से व्यक्त करती है (</w:t>
       </w:r>
-      <w:hyperlink r:id="rId56">
-        <w:r>
-          <w:rPr>
-            <w:lang w:val="hi_IN" w:bidi="hi_IN"/>
-          </w:rPr>
-          <w:rPr>
-            <w:color w:val="0000EE"/>
-            <w:u w:val="single"/>
-          </w:rPr>
-          <w:t>यिर्म 31:31–34</w:t>
-        </w:r>
-      </w:hyperlink>
+      <w:r>
+        <w:rPr>
+          <w:lang w:val="hi_IN" w:bidi="hi_IN"/>
+        </w:rPr>
+        <w:t>यिर्म 31:31–34</w:t>
+      </w:r>
       <w:r>
         <w:rPr>
           <w:lang w:val="hi_IN" w:bidi="hi_IN"/>
@@ -1609,36 +1333,24 @@
         </w:rPr>
         <w:t>“शापान का पुत्र गमर्याह” (</w:t>
       </w:r>
-      <w:hyperlink r:id="rId57">
-        <w:r>
-          <w:rPr>
-            <w:lang w:val="hi_IN" w:bidi="hi_IN"/>
-          </w:rPr>
-          <w:rPr>
-            <w:color w:val="0000EE"/>
-            <w:u w:val="single"/>
-          </w:rPr>
-          <w:t>यिर्म 36:10–12</w:t>
-        </w:r>
-      </w:hyperlink>
+      <w:r>
+        <w:rPr>
+          <w:lang w:val="hi_IN" w:bidi="hi_IN"/>
+        </w:rPr>
+        <w:t>यिर्म 36:10–12</w:t>
+      </w:r>
       <w:r>
         <w:rPr>
           <w:lang w:val="hi_IN" w:bidi="hi_IN"/>
         </w:rPr>
         <w:t xml:space="preserve">, </w:t>
       </w:r>
-      <w:hyperlink r:id="rId58">
-        <w:r>
-          <w:rPr>
-            <w:lang w:val="hi_IN" w:bidi="hi_IN"/>
-          </w:rPr>
-          <w:rPr>
-            <w:color w:val="0000EE"/>
-            <w:u w:val="single"/>
-          </w:rPr>
-          <w:t>25</w:t>
-        </w:r>
-      </w:hyperlink>
+      <w:r>
+        <w:rPr>
+          <w:lang w:val="hi_IN" w:bidi="hi_IN"/>
+        </w:rPr>
+        <w:t>25</w:t>
+      </w:r>
       <w:r>
         <w:rPr>
           <w:lang w:val="hi_IN" w:bidi="hi_IN"/>
@@ -1663,18 +1375,12 @@
         </w:rPr>
         <w:t>इश्माएल (</w:t>
       </w:r>
-      <w:hyperlink r:id="rId59">
-        <w:r>
-          <w:rPr>
-            <w:lang w:val="hi_IN" w:bidi="hi_IN"/>
-          </w:rPr>
-          <w:rPr>
-            <w:color w:val="0000EE"/>
-            <w:u w:val="single"/>
-          </w:rPr>
-          <w:t>यिर्म 40:7–41:10</w:t>
-        </w:r>
-      </w:hyperlink>
+      <w:r>
+        <w:rPr>
+          <w:lang w:val="hi_IN" w:bidi="hi_IN"/>
+        </w:rPr>
+        <w:t>यिर्म 40:7–41:10</w:t>
+      </w:r>
       <w:r>
         <w:rPr>
           <w:lang w:val="hi_IN" w:bidi="hi_IN"/>
@@ -1744,90 +1450,60 @@
           <w:lang w:val="hi_IN" w:bidi="hi_IN"/>
         </w:rPr>
       </w:r>
-      <w:hyperlink r:id="rId60">
-        <w:r>
-          <w:rPr>
-            <w:lang w:val="hi_IN" w:bidi="hi_IN"/>
-          </w:rPr>
-          <w:rPr>
-            <w:color w:val="0000EE"/>
-            <w:u w:val="single"/>
-          </w:rPr>
-          <w:t>यिर्मयाह 32:9–15</w:t>
-        </w:r>
-      </w:hyperlink>
+      <w:r>
+        <w:rPr>
+          <w:lang w:val="hi_IN" w:bidi="hi_IN"/>
+        </w:rPr>
+        <w:t>यिर्मयाह 32:9–15</w:t>
+      </w:r>
       <w:r>
         <w:rPr>
           <w:lang w:val="hi_IN" w:bidi="hi_IN"/>
         </w:rPr>
         <w:t xml:space="preserve">; </w:t>
       </w:r>
-      <w:hyperlink r:id="rId61">
-        <w:r>
-          <w:rPr>
-            <w:lang w:val="hi_IN" w:bidi="hi_IN"/>
-          </w:rPr>
-          <w:rPr>
-            <w:color w:val="0000EE"/>
-            <w:u w:val="single"/>
-          </w:rPr>
-          <w:t>36:1–21</w:t>
-        </w:r>
-      </w:hyperlink>
+      <w:r>
+        <w:rPr>
+          <w:lang w:val="hi_IN" w:bidi="hi_IN"/>
+        </w:rPr>
+        <w:t>36:1–21</w:t>
+      </w:r>
       <w:r>
         <w:rPr>
           <w:lang w:val="hi_IN" w:bidi="hi_IN"/>
         </w:rPr>
         <w:t xml:space="preserve">, </w:t>
       </w:r>
-      <w:hyperlink r:id="rId62">
-        <w:r>
-          <w:rPr>
-            <w:lang w:val="hi_IN" w:bidi="hi_IN"/>
-          </w:rPr>
-          <w:rPr>
-            <w:color w:val="0000EE"/>
-            <w:u w:val="single"/>
-          </w:rPr>
-          <w:t>26–32</w:t>
-        </w:r>
-      </w:hyperlink>
+      <w:r>
+        <w:rPr>
+          <w:lang w:val="hi_IN" w:bidi="hi_IN"/>
+        </w:rPr>
+        <w:t>26–32</w:t>
+      </w:r>
       <w:r>
         <w:rPr>
           <w:lang w:val="hi_IN" w:bidi="hi_IN"/>
         </w:rPr>
         <w:t xml:space="preserve">; </w:t>
       </w:r>
-      <w:hyperlink r:id="rId55">
-        <w:r>
-          <w:rPr>
-            <w:lang w:val="hi_IN" w:bidi="hi_IN"/>
-          </w:rPr>
-          <w:rPr>
-            <w:color w:val="0000EE"/>
-            <w:u w:val="single"/>
-          </w:rPr>
-          <w:t>43:1–7</w:t>
-        </w:r>
-      </w:hyperlink>
+      <w:r>
+        <w:rPr>
+          <w:lang w:val="hi_IN" w:bidi="hi_IN"/>
+        </w:rPr>
+        <w:t>43:1–7</w:t>
+      </w:r>
       <w:r>
         <w:rPr>
           <w:lang w:val="hi_IN" w:bidi="hi_IN"/>
         </w:rPr>
         <w:t xml:space="preserve">; </w:t>
       </w:r>
-      <w:hyperlink r:id="rId53">
-        <w:r>
-          <w:rPr>
-            <w:lang w:val="hi_IN" w:bidi="hi_IN"/>
-          </w:rPr>
-          <w:rPr>
-            <w:color w:val="0000EE"/>
-            <w:u w:val="single"/>
-          </w:rPr>
-          <w:t>45:1–5</w:t>
-        </w:r>
-      </w:hyperlink>
+      <w:r>
+        <w:rPr>
+          <w:lang w:val="hi_IN" w:bidi="hi_IN"/>
+        </w:rPr>
+        <w:t>45:1–5</w:t>
+      </w:r>
       <w:r>
         <w:rPr>
           <w:lang w:val="hi_IN" w:bidi="hi_IN"/>
@@ -1912,36 +1588,24 @@
         </w:rPr>
         <w:t xml:space="preserve">; तुलना करें </w:t>
       </w:r>
-      <w:hyperlink r:id="rId63">
-        <w:r>
-          <w:rPr>
-            <w:lang w:val="hi_IN" w:bidi="hi_IN"/>
-          </w:rPr>
-          <w:rPr>
-            <w:color w:val="0000EE"/>
-            <w:u w:val="single"/>
-          </w:rPr>
-          <w:t>यहो 13:22</w:t>
-        </w:r>
-      </w:hyperlink>
+      <w:r>
+        <w:rPr>
+          <w:lang w:val="hi_IN" w:bidi="hi_IN"/>
+        </w:rPr>
+        <w:t>यहो 13:22</w:t>
+      </w:r>
       <w:r>
         <w:rPr>
           <w:lang w:val="hi_IN" w:bidi="hi_IN"/>
         </w:rPr>
         <w:t>)। वह रुपये-पैसे के लिए काम करता था, इसलिए जब मोआब के राजा, बालाक ने उसे इस्राएल को श्राप देने के लिए नियुक्त करना चाहा, तो वह शुरू करने के लिए उत्सुक था। यहाँ तक कि जब परमेश्वर ने उसे जाने से मना किया, तो वह उम्मीद कर रहा था कि परमेश्वर अपना मन बदल देंगे क्योंकि वह रुपये-पैसे में बहुत रुचि रखता था (</w:t>
       </w:r>
-      <w:hyperlink r:id="rId64">
-        <w:r>
-          <w:rPr>
-            <w:lang w:val="hi_IN" w:bidi="hi_IN"/>
-          </w:rPr>
-          <w:rPr>
-            <w:color w:val="0000EE"/>
-            <w:u w:val="single"/>
-          </w:rPr>
-          <w:t>2 पत 2:15</w:t>
-        </w:r>
-      </w:hyperlink>
+      <w:r>
+        <w:rPr>
+          <w:lang w:val="hi_IN" w:bidi="hi_IN"/>
+        </w:rPr>
+        <w:t>2 पत 2:15</w:t>
+      </w:r>
       <w:r>
         <w:rPr>
           <w:lang w:val="hi_IN" w:bidi="hi_IN"/>
@@ -1962,18 +1626,12 @@
         </w:rPr>
         <w:t>अन्ततः, परमेश्वर ने बिलाम को जाने की अनुमति दी, लेकिन केवल इस शर्त पर कि वह वही कहेगा जो परमेश्वर उसे आदेश देंगे, जिससे बालाक की योजनाएँ विफल हों (</w:t>
       </w:r>
-      <w:hyperlink r:id="rId65">
-        <w:r>
-          <w:rPr>
-            <w:lang w:val="hi_IN" w:bidi="hi_IN"/>
-          </w:rPr>
-          <w:rPr>
-            <w:color w:val="0000EE"/>
-            <w:u w:val="single"/>
-          </w:rPr>
-          <w:t>व्य.वि. 23:4–5</w:t>
-        </w:r>
-      </w:hyperlink>
+      <w:r>
+        <w:rPr>
+          <w:lang w:val="hi_IN" w:bidi="hi_IN"/>
+        </w:rPr>
+        <w:t>व्य.वि. 23:4–5</w:t>
+      </w:r>
       <w:r>
         <w:rPr>
           <w:lang w:val="hi_IN" w:bidi="hi_IN"/>
@@ -1994,36 +1652,24 @@
         </w:rPr>
         <w:t xml:space="preserve">हाल ही में, एक शिलालेख मिला जिसमें बओर के पुत्र बिलाम का उल्लेख है, जो एक दर्शी था जिसे रात में दर्शन प्राप्त होते थे (देखें </w:t>
       </w:r>
-      <w:hyperlink r:id="rId66">
-        <w:r>
-          <w:rPr>
-            <w:lang w:val="hi_IN" w:bidi="hi_IN"/>
-          </w:rPr>
-          <w:rPr>
-            <w:color w:val="0000EE"/>
-            <w:u w:val="single"/>
-          </w:rPr>
-          <w:t>गिन 22:9–12</w:t>
-        </w:r>
-      </w:hyperlink>
+      <w:r>
+        <w:rPr>
+          <w:lang w:val="hi_IN" w:bidi="hi_IN"/>
+        </w:rPr>
+        <w:t>गिन 22:9–12</w:t>
+      </w:r>
       <w:r>
         <w:rPr>
           <w:lang w:val="hi_IN" w:bidi="hi_IN"/>
         </w:rPr>
         <w:t xml:space="preserve">, </w:t>
       </w:r>
-      <w:hyperlink r:id="rId67">
-        <w:r>
-          <w:rPr>
-            <w:lang w:val="hi_IN" w:bidi="hi_IN"/>
-          </w:rPr>
-          <w:rPr>
-            <w:color w:val="0000EE"/>
-            <w:u w:val="single"/>
-          </w:rPr>
-          <w:t>20</w:t>
-        </w:r>
-      </w:hyperlink>
+      <w:r>
+        <w:rPr>
+          <w:lang w:val="hi_IN" w:bidi="hi_IN"/>
+        </w:rPr>
+        <w:t>20</w:t>
+      </w:r>
       <w:r>
         <w:rPr>
           <w:lang w:val="hi_IN" w:bidi="hi_IN"/>
@@ -2043,54 +1689,36 @@
         </w:rPr>
         <w:t xml:space="preserve"> (“सर्वशक्तिमान”; देखें </w:t>
       </w:r>
-      <w:hyperlink r:id="rId68">
-        <w:r>
-          <w:rPr>
-            <w:lang w:val="hi_IN" w:bidi="hi_IN"/>
-          </w:rPr>
-          <w:rPr>
-            <w:color w:val="0000EE"/>
-            <w:u w:val="single"/>
-          </w:rPr>
-          <w:t>गिन 24:4</w:t>
-        </w:r>
-      </w:hyperlink>
+      <w:r>
+        <w:rPr>
+          <w:lang w:val="hi_IN" w:bidi="hi_IN"/>
+        </w:rPr>
+        <w:t>गिन 24:4</w:t>
+      </w:r>
       <w:r>
         <w:rPr>
           <w:lang w:val="hi_IN" w:bidi="hi_IN"/>
         </w:rPr>
         <w:t xml:space="preserve">, </w:t>
       </w:r>
-      <w:hyperlink r:id="rId69">
-        <w:r>
-          <w:rPr>
-            <w:lang w:val="hi_IN" w:bidi="hi_IN"/>
-          </w:rPr>
-          <w:rPr>
-            <w:color w:val="0000EE"/>
-            <w:u w:val="single"/>
-          </w:rPr>
-          <w:t>16</w:t>
-        </w:r>
-      </w:hyperlink>
+      <w:r>
+        <w:rPr>
+          <w:lang w:val="hi_IN" w:bidi="hi_IN"/>
+        </w:rPr>
+        <w:t>16</w:t>
+      </w:r>
       <w:r>
         <w:rPr>
           <w:lang w:val="hi_IN" w:bidi="hi_IN"/>
         </w:rPr>
         <w:t xml:space="preserve">) से मिलते जुलते हैं, बिलाम को एक संदेश दिया और संसार पर न्याय की घोषणा की (देखें </w:t>
       </w:r>
-      <w:hyperlink r:id="rId70">
-        <w:r>
-          <w:rPr>
-            <w:lang w:val="hi_IN" w:bidi="hi_IN"/>
-          </w:rPr>
-          <w:rPr>
-            <w:color w:val="0000EE"/>
-            <w:u w:val="single"/>
-          </w:rPr>
-          <w:t>गिन 24:15–25</w:t>
-        </w:r>
-      </w:hyperlink>
+      <w:r>
+        <w:rPr>
+          <w:lang w:val="hi_IN" w:bidi="hi_IN"/>
+        </w:rPr>
+        <w:t>गिन 24:15–25</w:t>
+      </w:r>
       <w:r>
         <w:rPr>
           <w:lang w:val="hi_IN" w:bidi="hi_IN"/>
@@ -2111,72 +1739,48 @@
         </w:rPr>
         <w:t xml:space="preserve">बिलाम का चरित्र और उद्देश्य </w:t>
       </w:r>
-      <w:hyperlink r:id="rId71">
-        <w:r>
-          <w:rPr>
-            <w:lang w:val="hi_IN" w:bidi="hi_IN"/>
-          </w:rPr>
-          <w:rPr>
-            <w:color w:val="0000EE"/>
-            <w:u w:val="single"/>
-          </w:rPr>
-          <w:t>गिनती 22–24</w:t>
-        </w:r>
-      </w:hyperlink>
+      <w:r>
+        <w:rPr>
+          <w:lang w:val="hi_IN" w:bidi="hi_IN"/>
+        </w:rPr>
+        <w:t>गिनती 22–24</w:t>
+      </w:r>
       <w:r>
         <w:rPr>
           <w:lang w:val="hi_IN" w:bidi="hi_IN"/>
         </w:rPr>
         <w:t xml:space="preserve"> में जटिल प्रतीत होते हैं। </w:t>
       </w:r>
-      <w:hyperlink r:id="rId72">
-        <w:r>
-          <w:rPr>
-            <w:lang w:val="hi_IN" w:bidi="hi_IN"/>
-          </w:rPr>
-          <w:rPr>
-            <w:color w:val="0000EE"/>
-            <w:u w:val="single"/>
-          </w:rPr>
-          <w:t>गिनती 25</w:t>
-        </w:r>
-      </w:hyperlink>
+      <w:r>
+        <w:rPr>
+          <w:lang w:val="hi_IN" w:bidi="hi_IN"/>
+        </w:rPr>
+        <w:t>गिनती 25</w:t>
+      </w:r>
       <w:r>
         <w:rPr>
           <w:lang w:val="hi_IN" w:bidi="hi_IN"/>
         </w:rPr>
         <w:t xml:space="preserve"> में बताया गया है कि इस्राएल के पुरुष मोआबी महिलाओं के साथ रहकर और उनके देवताओं की पूजा करके पाप में पड़ गए, जिससे परमेश्वर क्रोधित हो गए। हालांकि बिलाम का यहां उल्लेख नहीं है, लेकिन </w:t>
       </w:r>
-      <w:hyperlink r:id="rId73">
-        <w:r>
-          <w:rPr>
-            <w:lang w:val="hi_IN" w:bidi="hi_IN"/>
-          </w:rPr>
-          <w:rPr>
-            <w:color w:val="0000EE"/>
-            <w:u w:val="single"/>
-          </w:rPr>
-          <w:t>गिनती 31:16</w:t>
-        </w:r>
-      </w:hyperlink>
+      <w:r>
+        <w:rPr>
+          <w:lang w:val="hi_IN" w:bidi="hi_IN"/>
+        </w:rPr>
+        <w:t>गिनती 31:16</w:t>
+      </w:r>
       <w:r>
         <w:rPr>
           <w:lang w:val="hi_IN" w:bidi="hi_IN"/>
         </w:rPr>
         <w:t xml:space="preserve"> में उसे इस साजिश की शुरुआत करने वाला बताया गया है। दर्शन समाप्त होने के बाद, बिलाम मोआब में रुका और इस्राएल को नुकसान पहुंचाने और धन कमाने के तरीके खोजने लगा। थोड़े समय बाद इस्राएलियों ने उसे मार डाला (</w:t>
       </w:r>
-      <w:hyperlink r:id="rId74">
-        <w:r>
-          <w:rPr>
-            <w:lang w:val="hi_IN" w:bidi="hi_IN"/>
-          </w:rPr>
-          <w:rPr>
-            <w:color w:val="0000EE"/>
-            <w:u w:val="single"/>
-          </w:rPr>
-          <w:t>गिन 31:8</w:t>
-        </w:r>
-      </w:hyperlink>
+      <w:r>
+        <w:rPr>
+          <w:lang w:val="hi_IN" w:bidi="hi_IN"/>
+        </w:rPr>
+        <w:t>गिन 31:8</w:t>
+      </w:r>
       <w:r>
         <w:rPr>
           <w:lang w:val="hi_IN" w:bidi="hi_IN"/>
@@ -2201,36 +1805,24 @@
         </w:rPr>
         <w:t xml:space="preserve">दुष्ट इरादों वाला एक जादूगर (देखें </w:t>
       </w:r>
-      <w:hyperlink r:id="rId65">
-        <w:r>
-          <w:rPr>
-            <w:lang w:val="hi_IN" w:bidi="hi_IN"/>
-          </w:rPr>
-          <w:rPr>
-            <w:color w:val="0000EE"/>
-            <w:u w:val="single"/>
-          </w:rPr>
-          <w:t>व्य.वि. 23:4–5</w:t>
-        </w:r>
-      </w:hyperlink>
+      <w:r>
+        <w:rPr>
+          <w:lang w:val="hi_IN" w:bidi="hi_IN"/>
+        </w:rPr>
+        <w:t>व्य.वि. 23:4–5</w:t>
+      </w:r>
       <w:r>
         <w:rPr>
           <w:lang w:val="hi_IN" w:bidi="hi_IN"/>
         </w:rPr>
         <w:t xml:space="preserve">; </w:t>
       </w:r>
-      <w:hyperlink r:id="rId63">
-        <w:r>
-          <w:rPr>
-            <w:lang w:val="hi_IN" w:bidi="hi_IN"/>
-          </w:rPr>
-          <w:rPr>
-            <w:color w:val="0000EE"/>
-            <w:u w:val="single"/>
-          </w:rPr>
-          <w:t>यहो 13:22</w:t>
-        </w:r>
-      </w:hyperlink>
+      <w:r>
+        <w:rPr>
+          <w:lang w:val="hi_IN" w:bidi="hi_IN"/>
+        </w:rPr>
+        <w:t>यहो 13:22</w:t>
+      </w:r>
       <w:r>
         <w:rPr>
           <w:lang w:val="hi_IN" w:bidi="hi_IN"/>
@@ -2255,54 +1847,36 @@
         </w:rPr>
         <w:t xml:space="preserve">एक झूठा शिक्षक जो केवल धन में रुचि रखता है (देखें </w:t>
       </w:r>
-      <w:hyperlink r:id="rId75">
-        <w:r>
-          <w:rPr>
-            <w:lang w:val="hi_IN" w:bidi="hi_IN"/>
-          </w:rPr>
-          <w:rPr>
-            <w:color w:val="0000EE"/>
-            <w:u w:val="single"/>
-          </w:rPr>
-          <w:t>नहे 13:2</w:t>
-        </w:r>
-      </w:hyperlink>
+      <w:r>
+        <w:rPr>
+          <w:lang w:val="hi_IN" w:bidi="hi_IN"/>
+        </w:rPr>
+        <w:t>नहे 13:2</w:t>
+      </w:r>
       <w:r>
         <w:rPr>
           <w:lang w:val="hi_IN" w:bidi="hi_IN"/>
         </w:rPr>
         <w:t xml:space="preserve">; </w:t>
       </w:r>
-      <w:hyperlink r:id="rId64">
-        <w:r>
-          <w:rPr>
-            <w:lang w:val="hi_IN" w:bidi="hi_IN"/>
-          </w:rPr>
-          <w:rPr>
-            <w:color w:val="0000EE"/>
-            <w:u w:val="single"/>
-          </w:rPr>
-          <w:t>2 पत 2:15</w:t>
-        </w:r>
-      </w:hyperlink>
+      <w:r>
+        <w:rPr>
+          <w:lang w:val="hi_IN" w:bidi="hi_IN"/>
+        </w:rPr>
+        <w:t>2 पत 2:15</w:t>
+      </w:r>
       <w:r>
         <w:rPr>
           <w:lang w:val="hi_IN" w:bidi="hi_IN"/>
         </w:rPr>
         <w:t xml:space="preserve">; </w:t>
       </w:r>
-      <w:hyperlink r:id="rId76">
-        <w:r>
-          <w:rPr>
-            <w:lang w:val="hi_IN" w:bidi="hi_IN"/>
-          </w:rPr>
-          <w:rPr>
-            <w:color w:val="0000EE"/>
-            <w:u w:val="single"/>
-          </w:rPr>
-          <w:t>यहू 1:11</w:t>
-        </w:r>
-      </w:hyperlink>
+      <w:r>
+        <w:rPr>
+          <w:lang w:val="hi_IN" w:bidi="hi_IN"/>
+        </w:rPr>
+        <w:t>यहू 1:11</w:t>
+      </w:r>
       <w:r>
         <w:rPr>
           <w:lang w:val="hi_IN" w:bidi="hi_IN"/>
@@ -2327,36 +1901,24 @@
         </w:rPr>
         <w:t>एक व्यक्ति जिसने इस्राएल को मूर्तिपूजा और अनैतिकता में फँसाया (</w:t>
       </w:r>
-      <w:hyperlink r:id="rId73">
-        <w:r>
-          <w:rPr>
-            <w:lang w:val="hi_IN" w:bidi="hi_IN"/>
-          </w:rPr>
-          <w:rPr>
-            <w:color w:val="0000EE"/>
-            <w:u w:val="single"/>
-          </w:rPr>
-          <w:t>गिन 31:16</w:t>
-        </w:r>
-      </w:hyperlink>
+      <w:r>
+        <w:rPr>
+          <w:lang w:val="hi_IN" w:bidi="hi_IN"/>
+        </w:rPr>
+        <w:t>गिन 31:16</w:t>
+      </w:r>
       <w:r>
         <w:rPr>
           <w:lang w:val="hi_IN" w:bidi="hi_IN"/>
         </w:rPr>
         <w:t xml:space="preserve">; देखें </w:t>
       </w:r>
-      <w:hyperlink r:id="rId77">
-        <w:r>
-          <w:rPr>
-            <w:lang w:val="hi_IN" w:bidi="hi_IN"/>
-          </w:rPr>
-          <w:rPr>
-            <w:color w:val="0000EE"/>
-            <w:u w:val="single"/>
-          </w:rPr>
-          <w:t>प्रका 2:14</w:t>
-        </w:r>
-      </w:hyperlink>
+      <w:r>
+        <w:rPr>
+          <w:lang w:val="hi_IN" w:bidi="hi_IN"/>
+        </w:rPr>
+        <w:t>प्रका 2:14</w:t>
+      </w:r>
       <w:r>
         <w:rPr>
           <w:lang w:val="hi_IN" w:bidi="hi_IN"/>
@@ -2386,126 +1948,84 @@
           <w:lang w:val="hi_IN" w:bidi="hi_IN"/>
         </w:rPr>
       </w:r>
-      <w:hyperlink r:id="rId78">
-        <w:r>
-          <w:rPr>
-            <w:lang w:val="hi_IN" w:bidi="hi_IN"/>
-          </w:rPr>
-          <w:rPr>
-            <w:color w:val="0000EE"/>
-            <w:u w:val="single"/>
-          </w:rPr>
-          <w:t>गिनती 22:1–25:18</w:t>
-        </w:r>
-      </w:hyperlink>
+      <w:r>
+        <w:rPr>
+          <w:lang w:val="hi_IN" w:bidi="hi_IN"/>
+        </w:rPr>
+        <w:t>गिनती 22:1–25:18</w:t>
+      </w:r>
       <w:r>
         <w:rPr>
           <w:lang w:val="hi_IN" w:bidi="hi_IN"/>
         </w:rPr>
         <w:t xml:space="preserve">; </w:t>
       </w:r>
-      <w:hyperlink r:id="rId74">
-        <w:r>
-          <w:rPr>
-            <w:lang w:val="hi_IN" w:bidi="hi_IN"/>
-          </w:rPr>
-          <w:rPr>
-            <w:color w:val="0000EE"/>
-            <w:u w:val="single"/>
-          </w:rPr>
-          <w:t>31:8</w:t>
-        </w:r>
-      </w:hyperlink>
+      <w:r>
+        <w:rPr>
+          <w:lang w:val="hi_IN" w:bidi="hi_IN"/>
+        </w:rPr>
+        <w:t>31:8</w:t>
+      </w:r>
       <w:r>
         <w:rPr>
           <w:lang w:val="hi_IN" w:bidi="hi_IN"/>
         </w:rPr>
         <w:t xml:space="preserve">, </w:t>
       </w:r>
-      <w:hyperlink r:id="rId73">
-        <w:r>
-          <w:rPr>
-            <w:lang w:val="hi_IN" w:bidi="hi_IN"/>
-          </w:rPr>
-          <w:rPr>
-            <w:color w:val="0000EE"/>
-            <w:u w:val="single"/>
-          </w:rPr>
-          <w:t>16</w:t>
-        </w:r>
-      </w:hyperlink>
+      <w:r>
+        <w:rPr>
+          <w:lang w:val="hi_IN" w:bidi="hi_IN"/>
+        </w:rPr>
+        <w:t>16</w:t>
+      </w:r>
       <w:r>
         <w:rPr>
           <w:lang w:val="hi_IN" w:bidi="hi_IN"/>
         </w:rPr>
         <w:t xml:space="preserve">; </w:t>
       </w:r>
-      <w:hyperlink r:id="rId63">
-        <w:r>
-          <w:rPr>
-            <w:lang w:val="hi_IN" w:bidi="hi_IN"/>
-          </w:rPr>
-          <w:rPr>
-            <w:color w:val="0000EE"/>
-            <w:u w:val="single"/>
-          </w:rPr>
-          <w:t>यहोशू 13:22</w:t>
-        </w:r>
-      </w:hyperlink>
+      <w:r>
+        <w:rPr>
+          <w:lang w:val="hi_IN" w:bidi="hi_IN"/>
+        </w:rPr>
+        <w:t>यहोशू 13:22</w:t>
+      </w:r>
       <w:r>
         <w:rPr>
           <w:lang w:val="hi_IN" w:bidi="hi_IN"/>
         </w:rPr>
         <w:t xml:space="preserve">; </w:t>
       </w:r>
-      <w:hyperlink r:id="rId79">
-        <w:r>
-          <w:rPr>
-            <w:lang w:val="hi_IN" w:bidi="hi_IN"/>
-          </w:rPr>
-          <w:rPr>
-            <w:color w:val="0000EE"/>
-            <w:u w:val="single"/>
-          </w:rPr>
-          <w:t>2 पतरस 2:15–16</w:t>
-        </w:r>
-      </w:hyperlink>
+      <w:r>
+        <w:rPr>
+          <w:lang w:val="hi_IN" w:bidi="hi_IN"/>
+        </w:rPr>
+        <w:t>2 पतरस 2:15–16</w:t>
+      </w:r>
       <w:r>
         <w:rPr>
           <w:lang w:val="hi_IN" w:bidi="hi_IN"/>
         </w:rPr>
         <w:t xml:space="preserve">; </w:t>
       </w:r>
-      <w:hyperlink r:id="rId76">
-        <w:r>
-          <w:rPr>
-            <w:lang w:val="hi_IN" w:bidi="hi_IN"/>
-          </w:rPr>
-          <w:rPr>
-            <w:color w:val="0000EE"/>
-            <w:u w:val="single"/>
-          </w:rPr>
-          <w:t>यहूदा 1:11</w:t>
-        </w:r>
-      </w:hyperlink>
+      <w:r>
+        <w:rPr>
+          <w:lang w:val="hi_IN" w:bidi="hi_IN"/>
+        </w:rPr>
+        <w:t>यहूदा 1:11</w:t>
+      </w:r>
       <w:r>
         <w:rPr>
           <w:lang w:val="hi_IN" w:bidi="hi_IN"/>
         </w:rPr>
         <w:t xml:space="preserve">; </w:t>
       </w:r>
-      <w:hyperlink r:id="rId77">
-        <w:r>
-          <w:rPr>
-            <w:lang w:val="hi_IN" w:bidi="hi_IN"/>
-          </w:rPr>
-          <w:rPr>
-            <w:color w:val="0000EE"/>
-            <w:u w:val="single"/>
-          </w:rPr>
-          <w:t>प्रकाशितवाक्य 2:14</w:t>
-        </w:r>
-      </w:hyperlink>
+      <w:r>
+        <w:rPr>
+          <w:lang w:val="hi_IN" w:bidi="hi_IN"/>
+        </w:rPr>
+        <w:t>प्रकाशितवाक्य 2:14</w:t>
+      </w:r>
       <w:r>
         <w:rPr>
           <w:lang w:val="hi_IN" w:bidi="hi_IN"/>
@@ -2568,36 +2088,24 @@
         </w:rPr>
         <w:t>जलप्रलय के कुछ पीढ़ियों बाद निम्रोद ने बेबीलोन की स्थापना की (</w:t>
       </w:r>
-      <w:hyperlink r:id="rId80">
-        <w:r>
-          <w:rPr>
-            <w:lang w:val="hi_IN" w:bidi="hi_IN"/>
-          </w:rPr>
-          <w:rPr>
-            <w:color w:val="0000EE"/>
-            <w:u w:val="single"/>
-          </w:rPr>
-          <w:t>उत 10:8–10</w:t>
-        </w:r>
-      </w:hyperlink>
+      <w:r>
+        <w:rPr>
+          <w:lang w:val="hi_IN" w:bidi="hi_IN"/>
+        </w:rPr>
+        <w:t>उत 10:8–10</w:t>
+      </w:r>
       <w:r>
         <w:rPr>
           <w:lang w:val="hi_IN" w:bidi="hi_IN"/>
         </w:rPr>
         <w:t>)। वह इतिहास के पहले शक्तिशाली शासकों में से एक था। बेबीलोन नाम बाबेल से आता है, जिसका बाबेली भाषा में अर्थ है "परमेश्वर का फाटक"। बेबीलोन सम्भवतः वह स्थान था जहाँ बाबेल की मीनार बनी थी (</w:t>
       </w:r>
-      <w:hyperlink r:id="rId81">
-        <w:r>
-          <w:rPr>
-            <w:lang w:val="hi_IN" w:bidi="hi_IN"/>
-          </w:rPr>
-          <w:rPr>
-            <w:color w:val="0000EE"/>
-            <w:u w:val="single"/>
-          </w:rPr>
-          <w:t>उत 11:1–9</w:t>
-        </w:r>
-      </w:hyperlink>
+      <w:r>
+        <w:rPr>
+          <w:lang w:val="hi_IN" w:bidi="hi_IN"/>
+        </w:rPr>
+        <w:t>उत 11:1–9</w:t>
+      </w:r>
       <w:r>
         <w:rPr>
           <w:lang w:val="hi_IN" w:bidi="hi_IN"/>
@@ -2704,36 +2212,24 @@
         </w:rPr>
         <w:t xml:space="preserve">851 ई.पू. में, अश्शूर के राजा शल्मनेसेर तृतीय, जिसने 858 से 824 ई.पू. तक शासन किया, बेबीलोन में आया। उसने प्राचीन नगर के साथ सम्मान से व्यवहार किया और इसके राजा को अधीनस्थ के रूप में बने रहने की अनुमति दी। लगभग 150 साल बाद, 705 ई.पू. के आसपास, एक बाबेली अधीनस्थ राजा जिसका नाम मरोदक बलदान था, उन्होंने विद्रोह का नेतृत्व किया। उसने यहूदा के राजा हिजकिय्याह से समर्थन मांगने के लिए राजदूत भेजे (देखें </w:t>
       </w:r>
-      <w:hyperlink r:id="rId82">
-        <w:r>
-          <w:rPr>
-            <w:lang w:val="hi_IN" w:bidi="hi_IN"/>
-          </w:rPr>
-          <w:rPr>
-            <w:color w:val="0000EE"/>
-            <w:u w:val="single"/>
-          </w:rPr>
-          <w:t>2 रा 20:12–19</w:t>
-        </w:r>
-      </w:hyperlink>
+      <w:r>
+        <w:rPr>
+          <w:lang w:val="hi_IN" w:bidi="hi_IN"/>
+        </w:rPr>
+        <w:t>2 रा 20:12–19</w:t>
+      </w:r>
       <w:r>
         <w:rPr>
           <w:lang w:val="hi_IN" w:bidi="hi_IN"/>
         </w:rPr>
         <w:t xml:space="preserve">; </w:t>
       </w:r>
-      <w:hyperlink r:id="rId83">
-        <w:r>
-          <w:rPr>
-            <w:lang w:val="hi_IN" w:bidi="hi_IN"/>
-          </w:rPr>
-          <w:rPr>
-            <w:color w:val="0000EE"/>
-            <w:u w:val="single"/>
-          </w:rPr>
-          <w:t>यशा 39</w:t>
-        </w:r>
-      </w:hyperlink>
+      <w:r>
+        <w:rPr>
+          <w:lang w:val="hi_IN" w:bidi="hi_IN"/>
+        </w:rPr>
+        <w:t>यशा 39</w:t>
+      </w:r>
       <w:r>
         <w:rPr>
           <w:lang w:val="hi_IN" w:bidi="hi_IN"/>
@@ -2765,18 +2261,12 @@
         </w:rPr>
         <w:t xml:space="preserve">कसदियों के राजकुमार नबोपोलासर ने 625 से 605 ई.पू. तक बेबीलोन पर शासन किया, जिससे अश्शूरी साम्राज्य का अन्त हुआ। उसके पुत्र, नबूकदनेस्सर द्वितीय, ने 605 से 562 ई.पू. तक शासन किया। नबूकदनेस्सर के अधीन, बेबीलोन पश्चिमी एशिया में प्रमुख शक्ति और महान वैभव का नगर बन गया (देखें </w:t>
       </w:r>
-      <w:hyperlink r:id="rId84">
-        <w:r>
-          <w:rPr>
-            <w:lang w:val="hi_IN" w:bidi="hi_IN"/>
-          </w:rPr>
-          <w:rPr>
-            <w:color w:val="0000EE"/>
-            <w:u w:val="single"/>
-          </w:rPr>
-          <w:t>दानि 1–4</w:t>
-        </w:r>
-      </w:hyperlink>
+      <w:r>
+        <w:rPr>
+          <w:lang w:val="hi_IN" w:bidi="hi_IN"/>
+        </w:rPr>
+        <w:t>दानि 1–4</w:t>
+      </w:r>
       <w:r>
         <w:rPr>
           <w:lang w:val="hi_IN" w:bidi="hi_IN"/>
@@ -2797,18 +2287,12 @@
         </w:rPr>
         <w:t xml:space="preserve">नबूकदनेस्सर की मृत्यु के बाद, नबोनिदुस बेबीलोन का अगला राजा बना। नबोनिदुस पहले एक उच्च-स्तरीय राजकीय मंत्री था जो अन्य राज्यों पर प्रभारी था। उसने लगभग 555 ई.पू. से 539 ई.पू. तक बेबीलोन पर शासन किया। नबोनिदुस ने बेबीलोन की उपेक्षा की और उसका समर्थन खो दिया। जब फारस के कुस्रू द्वितीय, (559–530 ई.पू.) ने अक्टूबर 539 ई.पू. में नगर पर हमला किया (देखें </w:t>
       </w:r>
-      <w:hyperlink r:id="rId85">
-        <w:r>
-          <w:rPr>
-            <w:lang w:val="hi_IN" w:bidi="hi_IN"/>
-          </w:rPr>
-          <w:rPr>
-            <w:color w:val="0000EE"/>
-            <w:u w:val="single"/>
-          </w:rPr>
-          <w:t>दानि 5:30–31</w:t>
-        </w:r>
-      </w:hyperlink>
+      <w:r>
+        <w:rPr>
+          <w:lang w:val="hi_IN" w:bidi="hi_IN"/>
+        </w:rPr>
+        <w:t>दानि 5:30–31</w:t>
+      </w:r>
       <w:r>
         <w:rPr>
           <w:lang w:val="hi_IN" w:bidi="hi_IN"/>
@@ -2864,36 +2348,24 @@
         </w:rPr>
         <w:t>” है (</w:t>
       </w:r>
-      <w:hyperlink r:id="rId86">
-        <w:r>
-          <w:rPr>
-            <w:lang w:val="hi_IN" w:bidi="hi_IN"/>
-          </w:rPr>
-          <w:rPr>
-            <w:color w:val="0000EE"/>
-            <w:u w:val="single"/>
-          </w:rPr>
-          <w:t>प्रका 17:5</w:t>
-        </w:r>
-      </w:hyperlink>
+      <w:r>
+        <w:rPr>
+          <w:lang w:val="hi_IN" w:bidi="hi_IN"/>
+        </w:rPr>
+        <w:t>प्रका 17:5</w:t>
+      </w:r>
       <w:r>
         <w:rPr>
           <w:lang w:val="hi_IN" w:bidi="hi_IN"/>
         </w:rPr>
         <w:t>)। इसे धन और व्यापार के एक अत्यन्त अनैतिक केन्द्र के रूप में चित्रित किया गया है, जो पृथ्वी के राजाओं पर शासन करता है और परमेश्वर के लोगों को सताता है। पृथ्वी के राजा और व्यापारी इसके पतन पर शोक करेंगे (</w:t>
       </w:r>
-      <w:hyperlink r:id="rId87">
-        <w:r>
-          <w:rPr>
-            <w:lang w:val="hi_IN" w:bidi="hi_IN"/>
-          </w:rPr>
-          <w:rPr>
-            <w:color w:val="0000EE"/>
-            <w:u w:val="single"/>
-          </w:rPr>
-          <w:t>प्रका 18:9–19</w:t>
-        </w:r>
-      </w:hyperlink>
+      <w:r>
+        <w:rPr>
+          <w:lang w:val="hi_IN" w:bidi="hi_IN"/>
+        </w:rPr>
+        <w:t>प्रका 18:9–19</w:t>
+      </w:r>
       <w:r>
         <w:rPr>
           <w:lang w:val="hi_IN" w:bidi="hi_IN"/>
@@ -2923,216 +2395,144 @@
           <w:lang w:val="hi_IN" w:bidi="hi_IN"/>
         </w:rPr>
       </w:r>
-      <w:hyperlink r:id="rId88">
-        <w:r>
-          <w:rPr>
-            <w:lang w:val="hi_IN" w:bidi="hi_IN"/>
-          </w:rPr>
-          <w:rPr>
-            <w:color w:val="0000EE"/>
-            <w:u w:val="single"/>
-          </w:rPr>
-          <w:t>उत्पत्ति 10:8–9</w:t>
-        </w:r>
-      </w:hyperlink>
+      <w:r>
+        <w:rPr>
+          <w:lang w:val="hi_IN" w:bidi="hi_IN"/>
+        </w:rPr>
+        <w:t>उत्पत्ति 10:8–9</w:t>
+      </w:r>
       <w:r>
         <w:rPr>
           <w:lang w:val="hi_IN" w:bidi="hi_IN"/>
         </w:rPr>
         <w:t xml:space="preserve">; </w:t>
       </w:r>
-      <w:hyperlink r:id="rId81">
-        <w:r>
-          <w:rPr>
-            <w:lang w:val="hi_IN" w:bidi="hi_IN"/>
-          </w:rPr>
-          <w:rPr>
-            <w:color w:val="0000EE"/>
-            <w:u w:val="single"/>
-          </w:rPr>
-          <w:t>11:1–9</w:t>
-        </w:r>
-      </w:hyperlink>
+      <w:r>
+        <w:rPr>
+          <w:lang w:val="hi_IN" w:bidi="hi_IN"/>
+        </w:rPr>
+        <w:t>11:1–9</w:t>
+      </w:r>
       <w:r>
         <w:rPr>
           <w:lang w:val="hi_IN" w:bidi="hi_IN"/>
         </w:rPr>
         <w:t xml:space="preserve">; </w:t>
       </w:r>
-      <w:hyperlink r:id="rId82">
-        <w:r>
-          <w:rPr>
-            <w:lang w:val="hi_IN" w:bidi="hi_IN"/>
-          </w:rPr>
-          <w:rPr>
-            <w:color w:val="0000EE"/>
-            <w:u w:val="single"/>
-          </w:rPr>
-          <w:t>2 राजा 20:12–19</w:t>
-        </w:r>
-      </w:hyperlink>
+      <w:r>
+        <w:rPr>
+          <w:lang w:val="hi_IN" w:bidi="hi_IN"/>
+        </w:rPr>
+        <w:t>2 राजा 20:12–19</w:t>
+      </w:r>
       <w:r>
         <w:rPr>
           <w:lang w:val="hi_IN" w:bidi="hi_IN"/>
         </w:rPr>
         <w:t xml:space="preserve">; </w:t>
       </w:r>
-      <w:hyperlink r:id="rId89">
-        <w:r>
-          <w:rPr>
-            <w:lang w:val="hi_IN" w:bidi="hi_IN"/>
-          </w:rPr>
-          <w:rPr>
-            <w:color w:val="0000EE"/>
-            <w:u w:val="single"/>
-          </w:rPr>
-          <w:t>24:1–25:30</w:t>
-        </w:r>
-      </w:hyperlink>
+      <w:r>
+        <w:rPr>
+          <w:lang w:val="hi_IN" w:bidi="hi_IN"/>
+        </w:rPr>
+        <w:t>24:1–25:30</w:t>
+      </w:r>
       <w:r>
         <w:rPr>
           <w:lang w:val="hi_IN" w:bidi="hi_IN"/>
         </w:rPr>
         <w:t xml:space="preserve">; </w:t>
       </w:r>
-      <w:hyperlink r:id="rId83">
-        <w:r>
-          <w:rPr>
-            <w:lang w:val="hi_IN" w:bidi="hi_IN"/>
-          </w:rPr>
-          <w:rPr>
-            <w:color w:val="0000EE"/>
-            <w:u w:val="single"/>
-          </w:rPr>
-          <w:t>यशायाह 39</w:t>
-        </w:r>
-      </w:hyperlink>
+      <w:r>
+        <w:rPr>
+          <w:lang w:val="hi_IN" w:bidi="hi_IN"/>
+        </w:rPr>
+        <w:t>यशायाह 39</w:t>
+      </w:r>
       <w:r>
         <w:rPr>
           <w:lang w:val="hi_IN" w:bidi="hi_IN"/>
         </w:rPr>
         <w:t xml:space="preserve">; </w:t>
       </w:r>
-      <w:hyperlink r:id="rId90">
-        <w:r>
-          <w:rPr>
-            <w:lang w:val="hi_IN" w:bidi="hi_IN"/>
-          </w:rPr>
-          <w:rPr>
-            <w:color w:val="0000EE"/>
-            <w:u w:val="single"/>
-          </w:rPr>
-          <w:t>दानिय्येल 1–5</w:t>
-        </w:r>
-      </w:hyperlink>
+      <w:r>
+        <w:rPr>
+          <w:lang w:val="hi_IN" w:bidi="hi_IN"/>
+        </w:rPr>
+        <w:t>दानिय्येल 1–5</w:t>
+      </w:r>
       <w:r>
         <w:rPr>
           <w:lang w:val="hi_IN" w:bidi="hi_IN"/>
         </w:rPr>
         <w:t xml:space="preserve">; </w:t>
       </w:r>
-      <w:hyperlink r:id="rId91">
-        <w:r>
-          <w:rPr>
-            <w:lang w:val="hi_IN" w:bidi="hi_IN"/>
-          </w:rPr>
-          <w:rPr>
-            <w:color w:val="0000EE"/>
-            <w:u w:val="single"/>
-          </w:rPr>
-          <w:t>1 पतरस 5:13</w:t>
-        </w:r>
-      </w:hyperlink>
+      <w:r>
+        <w:rPr>
+          <w:lang w:val="hi_IN" w:bidi="hi_IN"/>
+        </w:rPr>
+        <w:t>1 पतरस 5:13</w:t>
+      </w:r>
       <w:r>
         <w:rPr>
           <w:lang w:val="hi_IN" w:bidi="hi_IN"/>
         </w:rPr>
         <w:t xml:space="preserve">; </w:t>
       </w:r>
-      <w:hyperlink r:id="rId92">
-        <w:r>
-          <w:rPr>
-            <w:lang w:val="hi_IN" w:bidi="hi_IN"/>
-          </w:rPr>
-          <w:rPr>
-            <w:color w:val="0000EE"/>
-            <w:u w:val="single"/>
-          </w:rPr>
-          <w:t>प्रकाशितवाक्य 14:8</w:t>
-        </w:r>
-      </w:hyperlink>
+      <w:r>
+        <w:rPr>
+          <w:lang w:val="hi_IN" w:bidi="hi_IN"/>
+        </w:rPr>
+        <w:t>प्रकाशितवाक्य 14:8</w:t>
+      </w:r>
       <w:r>
         <w:rPr>
           <w:lang w:val="hi_IN" w:bidi="hi_IN"/>
         </w:rPr>
         <w:t xml:space="preserve">; </w:t>
       </w:r>
-      <w:hyperlink r:id="rId93">
-        <w:r>
-          <w:rPr>
-            <w:lang w:val="hi_IN" w:bidi="hi_IN"/>
-          </w:rPr>
-          <w:rPr>
-            <w:color w:val="0000EE"/>
-            <w:u w:val="single"/>
-          </w:rPr>
-          <w:t>16:19</w:t>
-        </w:r>
-      </w:hyperlink>
+      <w:r>
+        <w:rPr>
+          <w:lang w:val="hi_IN" w:bidi="hi_IN"/>
+        </w:rPr>
+        <w:t>16:19</w:t>
+      </w:r>
       <w:r>
         <w:rPr>
           <w:lang w:val="hi_IN" w:bidi="hi_IN"/>
         </w:rPr>
         <w:t xml:space="preserve">; </w:t>
       </w:r>
-      <w:hyperlink r:id="rId86">
-        <w:r>
-          <w:rPr>
-            <w:lang w:val="hi_IN" w:bidi="hi_IN"/>
-          </w:rPr>
-          <w:rPr>
-            <w:color w:val="0000EE"/>
-            <w:u w:val="single"/>
-          </w:rPr>
-          <w:t>17:5</w:t>
-        </w:r>
-      </w:hyperlink>
+      <w:r>
+        <w:rPr>
+          <w:lang w:val="hi_IN" w:bidi="hi_IN"/>
+        </w:rPr>
+        <w:t>17:5</w:t>
+      </w:r>
       <w:r>
         <w:rPr>
           <w:lang w:val="hi_IN" w:bidi="hi_IN"/>
         </w:rPr>
         <w:t xml:space="preserve">; </w:t>
       </w:r>
-      <w:hyperlink r:id="rId94">
-        <w:r>
-          <w:rPr>
-            <w:lang w:val="hi_IN" w:bidi="hi_IN"/>
-          </w:rPr>
-          <w:rPr>
-            <w:color w:val="0000EE"/>
-            <w:u w:val="single"/>
-          </w:rPr>
-          <w:t>18:2–21</w:t>
-        </w:r>
-      </w:hyperlink>
+      <w:r>
+        <w:rPr>
+          <w:lang w:val="hi_IN" w:bidi="hi_IN"/>
+        </w:rPr>
+        <w:t>18:2–21</w:t>
+      </w:r>
       <w:r>
         <w:rPr>
           <w:lang w:val="hi_IN" w:bidi="hi_IN"/>
         </w:rPr>
         <w:t xml:space="preserve">; </w:t>
       </w:r>
-      <w:hyperlink r:id="rId95">
-        <w:r>
-          <w:rPr>
-            <w:lang w:val="hi_IN" w:bidi="hi_IN"/>
-          </w:rPr>
-          <w:rPr>
-            <w:color w:val="0000EE"/>
-            <w:u w:val="single"/>
-          </w:rPr>
-          <w:t>19:2</w:t>
-        </w:r>
-      </w:hyperlink>
+      <w:r>
+        <w:rPr>
+          <w:lang w:val="hi_IN" w:bidi="hi_IN"/>
+        </w:rPr>
+        <w:t>19:2</w:t>
+      </w:r>
       <w:r>
         <w:rPr>
           <w:lang w:val="hi_IN" w:bidi="hi_IN"/>
